--- a/РПС #2.docx
+++ b/РПС #2.docx
@@ -1154,6 +1154,7 @@
           <w:rFonts w:ascii="Times New Roman" w:hAnsi="Times New Roman" w:cs="Times New Roman"/>
           <w:sz w:val="24"/>
           <w:szCs w:val="24"/>
+          <w:lang w:val="ru-RU"/>
         </w:rPr>
       </w:pPr>
       <w:r>
@@ -1305,15 +1306,7 @@
           <w:sz w:val="24"/>
           <w:szCs w:val="24"/>
         </w:rPr>
-        <w:t>-</w:t>
-      </w:r>
-      <w:r>
-        <w:rPr>
-          <w:rFonts w:ascii="Times New Roman" w:hAnsi="Times New Roman" w:cs="Times New Roman"/>
-          <w:sz w:val="24"/>
-          <w:szCs w:val="24"/>
-        </w:rPr>
-        <w:t xml:space="preserve"> это алгоритм распределяющей сортировки, основанный на разбиении элементов на несколько блоков. Алгор</w:t>
+        <w:t>- это алгоритм распределяющей сортировки, основанный на разбиении элементов на несколько блоков. Алгор</w:t>
       </w:r>
       <w:r>
         <w:rPr>
@@ -1510,15 +1503,7 @@
           <w:sz w:val="24"/>
           <w:szCs w:val="24"/>
         </w:rPr>
-        <w:t>Отсортированные блоки объединяются в итоговый массив</w:t>
-      </w:r>
-      <w:r>
-        <w:rPr>
-          <w:rFonts w:ascii="Times New Roman" w:hAnsi="Times New Roman" w:cs="Times New Roman"/>
-          <w:sz w:val="24"/>
-          <w:szCs w:val="24"/>
-        </w:rPr>
-        <w:t>;</w:t>
+        <w:t>Отсортированные блоки объединяются в итоговый массив;</w:t>
       </w:r>
     </w:p>
     <w:p>
@@ -1538,27 +1523,7 @@
           <w:szCs w:val="24"/>
           <w:lang w:eastAsia="ru-RU"/>
         </w:rPr>
-        <w:t xml:space="preserve"> </w:t>
-      </w:r>
-      <w:r>
-        <w:rPr>
-          <w:rFonts w:ascii="Times New Roman" w:hAnsi="Times New Roman" w:cs="Times New Roman"/>
-          <w:b/>
-          <w:sz w:val="24"/>
-          <w:szCs w:val="24"/>
-          <w:lang w:eastAsia="ru-RU"/>
-        </w:rPr>
-        <w:t>Формирование оценки сложности</w:t>
-      </w:r>
-      <w:r>
-        <w:rPr>
-          <w:rFonts w:ascii="Times New Roman" w:hAnsi="Times New Roman" w:cs="Times New Roman"/>
-          <w:b/>
-          <w:sz w:val="24"/>
-          <w:szCs w:val="24"/>
-          <w:lang w:eastAsia="ru-RU"/>
-        </w:rPr>
-        <w:t xml:space="preserve">: </w:t>
+        <w:t xml:space="preserve"> Формирование оценки сложности: </w:t>
       </w:r>
       <w:r>
         <w:rPr>
@@ -1576,16 +1541,7 @@
           <w:szCs w:val="24"/>
           <w:lang w:eastAsia="ru-RU"/>
         </w:rPr>
-        <w:t>-</w:t>
-      </w:r>
-      <w:r>
-        <w:rPr>
-          <w:rFonts w:ascii="Times New Roman" w:hAnsi="Times New Roman" w:cs="Times New Roman"/>
-          <w:sz w:val="24"/>
-          <w:szCs w:val="24"/>
-          <w:lang w:eastAsia="ru-RU"/>
-        </w:rPr>
-        <w:t xml:space="preserve"> время работы алгоритма д</w:t>
+        <w:t>- время работы алгоритма д</w:t>
       </w:r>
       <w:r>
         <w:rPr>
@@ -1603,16 +1559,7 @@
           <w:szCs w:val="24"/>
           <w:lang w:eastAsia="ru-RU"/>
         </w:rPr>
-        <w:t>-</w:t>
-      </w:r>
-      <w:r>
-        <w:rPr>
-          <w:rFonts w:ascii="Times New Roman" w:hAnsi="Times New Roman" w:cs="Times New Roman"/>
-          <w:sz w:val="24"/>
-          <w:szCs w:val="24"/>
-          <w:lang w:eastAsia="ru-RU"/>
-        </w:rPr>
-        <w:t xml:space="preserve"> количество блоков.</w:t>
+        <w:t>- количество блоков.</w:t>
       </w:r>
     </w:p>
     <w:p>
@@ -2124,8 +2071,6 @@
           <w:szCs w:val="24"/>
         </w:rPr>
       </w:pPr>
-      <w:bookmarkStart w:id="0" w:name="_GoBack"/>
-      <w:bookmarkEnd w:id="0"/>
     </w:p>
     <w:p>
       <w:pPr>
@@ -2186,15 +2131,7 @@
           <w:sz w:val="24"/>
           <w:szCs w:val="24"/>
         </w:rPr>
-        <w:t>Условие: все</w:t>
-      </w:r>
-      <w:r>
-        <w:rPr>
-          <w:rFonts w:ascii="Times New Roman" w:hAnsi="Times New Roman" w:cs="Times New Roman"/>
-          <w:sz w:val="24"/>
-          <w:szCs w:val="24"/>
-        </w:rPr>
-        <w:t xml:space="preserve"> элементы попадают в один блок.</w:t>
+        <w:t>Условие: все элементы попадают в один блок.</w:t>
       </w:r>
     </w:p>
     <w:p>
@@ -2216,15 +2153,7 @@
           <w:sz w:val="24"/>
           <w:szCs w:val="24"/>
         </w:rPr>
-        <w:t>Если все n элеме</w:t>
-      </w:r>
-      <w:r>
-        <w:rPr>
-          <w:rFonts w:ascii="Times New Roman" w:hAnsi="Times New Roman" w:cs="Times New Roman"/>
-          <w:sz w:val="24"/>
-          <w:szCs w:val="24"/>
-        </w:rPr>
-        <w:t>нтов оказываются в одном блоке:</w:t>
+        <w:t>Если все n элементов оказываются в одном блоке:</w:t>
       </w:r>
     </w:p>
     <w:p>
@@ -2300,15 +2229,7 @@
           <w:sz w:val="24"/>
           <w:szCs w:val="24"/>
         </w:rPr>
-        <w:t>Распределение по блокам</w:t>
-      </w:r>
-      <w:r>
-        <w:rPr>
-          <w:rFonts w:ascii="Times New Roman" w:hAnsi="Times New Roman" w:cs="Times New Roman"/>
-          <w:sz w:val="24"/>
-          <w:szCs w:val="24"/>
-        </w:rPr>
-        <w:t>: O(n)</w:t>
+        <w:t>Распределение по блокам: O(n)</w:t>
       </w:r>
     </w:p>
     <w:p>
@@ -2330,15 +2251,7 @@
           <w:sz w:val="24"/>
           <w:szCs w:val="24"/>
         </w:rPr>
-        <w:t>Сортировка</w:t>
-      </w:r>
-      <w:r>
-        <w:rPr>
-          <w:rFonts w:ascii="Times New Roman" w:hAnsi="Times New Roman" w:cs="Times New Roman"/>
-          <w:sz w:val="24"/>
-          <w:szCs w:val="24"/>
-        </w:rPr>
-        <w:t xml:space="preserve"> одного блока размером n: O(n²)</w:t>
+        <w:t>Сортировка одного блока размером n: O(n²)</w:t>
       </w:r>
     </w:p>
     <w:p>
@@ -2382,15 +2295,7 @@
           <w:sz w:val="24"/>
           <w:szCs w:val="24"/>
         </w:rPr>
-        <w:t>T(n) = O(n) + O(k</w:t>
-      </w:r>
-      <w:r>
-        <w:rPr>
-          <w:rFonts w:ascii="Times New Roman" w:hAnsi="Times New Roman" w:cs="Times New Roman"/>
-          <w:sz w:val="24"/>
-          <w:szCs w:val="24"/>
-        </w:rPr>
-        <w:t>) + O(n) + O(n²) + O(n) = O(n²)</w:t>
+        <w:t>T(n) = O(n) + O(k) + O(n) + O(n²) + O(n) = O(n²)</w:t>
       </w:r>
     </w:p>
     <w:p>
@@ -2495,15 +2400,7 @@
           <w:sz w:val="24"/>
           <w:szCs w:val="24"/>
         </w:rPr>
-        <w:t>Условие: случайное равномерное рас</w:t>
-      </w:r>
-      <w:r>
-        <w:rPr>
-          <w:rFonts w:ascii="Times New Roman" w:hAnsi="Times New Roman" w:cs="Times New Roman"/>
-          <w:sz w:val="24"/>
-          <w:szCs w:val="24"/>
-        </w:rPr>
-        <w:t>пределение элементов по блокам.</w:t>
+        <w:t>Условие: случайное равномерное распределение элементов по блокам.</w:t>
       </w:r>
     </w:p>
     <w:p>
@@ -2604,7 +2501,6 @@
           <w:b/>
           <w:sz w:val="24"/>
           <w:szCs w:val="24"/>
-          <w:lang w:val="en-US"/>
         </w:rPr>
       </w:pPr>
       <w:r>
@@ -2623,16 +2519,7 @@
           <w:sz w:val="24"/>
           <w:szCs w:val="24"/>
         </w:rPr>
-        <w:t>Дополнительная память</w:t>
-      </w:r>
-      <w:r>
-        <w:rPr>
-          <w:rFonts w:ascii="Times New Roman" w:hAnsi="Times New Roman" w:cs="Times New Roman"/>
-          <w:b/>
-          <w:sz w:val="24"/>
-          <w:szCs w:val="24"/>
-        </w:rPr>
-        <w:t xml:space="preserve">: </w:t>
+        <w:t xml:space="preserve">Дополнительная память: </w:t>
       </w:r>
       <w:r>
         <w:rPr>
@@ -2801,6 +2688,97 @@
           <w:szCs w:val="24"/>
         </w:rPr>
       </w:pPr>
+      <w:r>
+        <w:rPr>
+          <w:noProof/>
+          <w:lang w:eastAsia="ru-RU"/>
+        </w:rPr>
+        <w:lastRenderedPageBreak/>
+        <w:drawing>
+          <wp:inline distT="0" distB="0" distL="0" distR="0" wp14:anchorId="0B25E479" wp14:editId="47BAA589">
+            <wp:extent cx="4676775" cy="2181225"/>
+            <wp:effectExtent l="0" t="0" r="9525" b="9525"/>
+            <wp:docPr id="2" name="Picture 2"/>
+            <wp:cNvGraphicFramePr>
+              <a:graphicFrameLocks xmlns:a="http://schemas.openxmlformats.org/drawingml/2006/main" noChangeAspect="1"/>
+            </wp:cNvGraphicFramePr>
+            <a:graphic xmlns:a="http://schemas.openxmlformats.org/drawingml/2006/main">
+              <a:graphicData uri="http://schemas.openxmlformats.org/drawingml/2006/picture">
+                <pic:pic xmlns:pic="http://schemas.openxmlformats.org/drawingml/2006/picture">
+                  <pic:nvPicPr>
+                    <pic:cNvPr id="0" name=""/>
+                    <pic:cNvPicPr/>
+                  </pic:nvPicPr>
+                  <pic:blipFill>
+                    <a:blip r:embed="rId11"/>
+                    <a:stretch>
+                      <a:fillRect/>
+                    </a:stretch>
+                  </pic:blipFill>
+                  <pic:spPr>
+                    <a:xfrm>
+                      <a:off x="0" y="0"/>
+                      <a:ext cx="4676775" cy="2181225"/>
+                    </a:xfrm>
+                    <a:prstGeom prst="rect">
+                      <a:avLst/>
+                    </a:prstGeom>
+                  </pic:spPr>
+                </pic:pic>
+              </a:graphicData>
+            </a:graphic>
+          </wp:inline>
+        </w:drawing>
+      </w:r>
+    </w:p>
+    <w:p>
+      <w:pPr>
+        <w:pStyle w:val="a2"/>
+        <w:rPr>
+          <w:rFonts w:ascii="Times New Roman" w:hAnsi="Times New Roman" w:cs="Times New Roman"/>
+          <w:sz w:val="24"/>
+          <w:szCs w:val="24"/>
+          <w:lang w:val="ru-RU"/>
+        </w:rPr>
+      </w:pPr>
+      <w:r>
+        <w:rPr>
+          <w:rFonts w:ascii="Times New Roman" w:hAnsi="Times New Roman" w:cs="Times New Roman"/>
+          <w:sz w:val="24"/>
+          <w:szCs w:val="24"/>
+          <w:lang w:val="ru-RU"/>
+        </w:rPr>
+        <w:t xml:space="preserve">Рисунок </w:t>
+      </w:r>
+      <w:r>
+        <w:rPr>
+          <w:rFonts w:ascii="Times New Roman" w:hAnsi="Times New Roman" w:cs="Times New Roman"/>
+          <w:sz w:val="24"/>
+          <w:szCs w:val="24"/>
+          <w:lang w:val="ru-RU"/>
+        </w:rPr>
+        <w:t>3</w:t>
+      </w:r>
+      <w:r>
+        <w:rPr>
+          <w:rFonts w:ascii="Times New Roman" w:hAnsi="Times New Roman" w:cs="Times New Roman"/>
+          <w:sz w:val="24"/>
+          <w:szCs w:val="24"/>
+          <w:lang w:val="ru-RU"/>
+        </w:rPr>
+        <w:t xml:space="preserve"> – </w:t>
+      </w:r>
+      <w:r>
+        <w:rPr>
+          <w:rFonts w:ascii="Times New Roman" w:hAnsi="Times New Roman" w:cs="Times New Roman"/>
+          <w:sz w:val="24"/>
+          <w:szCs w:val="24"/>
+          <w:lang w:val="ru-RU"/>
+        </w:rPr>
+        <w:t>Юнит тесты</w:t>
+      </w:r>
+      <w:bookmarkStart w:id="0" w:name="_GoBack"/>
+      <w:bookmarkEnd w:id="0"/>
     </w:p>
     <w:p>
       <w:pPr>
@@ -2850,16 +2828,7 @@
           <w:sz w:val="24"/>
           <w:szCs w:val="24"/>
         </w:rPr>
-        <w:t xml:space="preserve">Для модуля подготовлены unit‑тесты, запускаемые отдельно от </w:t>
-      </w:r>
-      <w:r>
-        <w:rPr>
-          <w:rFonts w:ascii="Times New Roman" w:hAnsi="Times New Roman" w:cs="Times New Roman"/>
-          <w:sz w:val="24"/>
-          <w:szCs w:val="24"/>
-        </w:rPr>
-        <w:lastRenderedPageBreak/>
-        <w:t>основного приложения. Проведён расчё</w:t>
+        <w:t>Для модуля подготовлены unit‑тесты, запускаемые отдельно от основного приложения. Проведён расчё</w:t>
       </w:r>
       <w:r>
         <w:rPr>
